--- a/docs/DCITP1A04_RJ_ShinThantNadi.docx
+++ b/docs/DCITP1A04_RJ_ShinThantNadi.docx
@@ -894,8 +894,14 @@
     <w:p>
       <w:pPr>
         <w:pStyle w:val="ListParagraph"/>
+        <w:tabs>
+          <w:tab w:val="left" w:pos="5445"/>
+        </w:tabs>
         <w:ind w:left="426"/>
       </w:pPr>
+      <w:r>
+        <w:tab/>
+      </w:r>
     </w:p>
     <w:tbl>
       <w:tblPr>
@@ -1005,89 +1011,175 @@
           </w:p>
           <w:p>
             <w:pPr>
-              <w:pStyle w:val="ListParagraph"/>
-              <w:ind w:left="0"/>
+              <w:rPr>
+                <w:lang w:val="en-US"/>
+              </w:rPr>
             </w:pPr>
             <w:r>
-              <w:t xml:space="preserve">Initially, I planned to use a CSS framework like Bootstrap to build the pages quickly. But I changed the plan and wrote more custom CSS later instead. This was needed because the framework styles looked too common and didn’t match the </w:t>
-            </w:r>
-            <w:proofErr w:type="spellStart"/>
-            <w:r>
-              <w:t>TutorBridge</w:t>
-            </w:r>
-            <w:proofErr w:type="spellEnd"/>
-            <w:r>
-              <w:t xml:space="preserve"> theme we wanted. The </w:t>
-            </w:r>
-            <w:proofErr w:type="spellStart"/>
-            <w:r>
-              <w:t>colors</w:t>
-            </w:r>
-            <w:proofErr w:type="spellEnd"/>
-            <w:r>
-              <w:t xml:space="preserve">, spacing, and hover effects were able to </w:t>
+              <w:rPr>
+                <w:lang w:val="en-US"/>
+              </w:rPr>
+              <w:t xml:space="preserve">When I first planned my CA2 project, I thought about using Bootstrap because it seemed faster and easier. But after working on my pages, I decided to write my own CSS instead. This change was necessary because I wanted the site to look consistent and unique, not like a template. The impact was good — the pages feel cleaner and more personal. The downside was that it took me more time to style everything, </w:t>
             </w:r>
             <w:proofErr w:type="gramStart"/>
             <w:r>
-              <w:t>controlled</w:t>
+              <w:rPr>
+                <w:lang w:val="en-US"/>
+              </w:rPr>
+              <w:t>especially</w:t>
             </w:r>
             <w:proofErr w:type="gramEnd"/>
             <w:r>
-              <w:t xml:space="preserve"> better by using custom CSS. The change made the site look more unique, but it also took more time to code and test. </w:t>
-            </w:r>
-            <w:r>
-              <w:rPr>
-                <w:lang w:val="en-US"/>
-              </w:rPr>
-              <w:t>Using a framework has good points. It saves time, gives ready</w:t>
-            </w:r>
-            <w:r>
-              <w:rPr>
-                <w:lang w:val="en-US"/>
-              </w:rPr>
-              <w:noBreakHyphen/>
-              <w:t xml:space="preserve">made responsive layouts, and is easy to learn. But it also adds extra code that we may not use, and sometimes it is hard to change the default styles. Writing custom CSS gives more freedom to design the site the way we want, but it </w:t>
-            </w:r>
-            <w:r>
-              <w:rPr>
-                <w:lang w:val="en-US"/>
-              </w:rPr>
-              <w:lastRenderedPageBreak/>
-              <w:t>means we must spend more effort to make sure everything looks consistent. For our project, custom CSS gave us a cleaner and more personal design, even though it was slower to build.</w:t>
-            </w:r>
-            <w:r>
-              <w:rPr>
-                <w:lang w:val="en-US"/>
-              </w:rPr>
-              <w:t xml:space="preserve"> </w:t>
-            </w:r>
-            <w:r>
-              <w:rPr>
-                <w:lang w:val="en-US"/>
-              </w:rPr>
-              <w:t>One interactive feature I added was form validation on the “Request a Tutor” page. The form checks if the user fills in important fields like name, email, and subject. If something is missing, it shows an error message. This helps users fix mistakes right away and makes the form easier to complete. It also helps us avoid wrong or incomplete requests. To make it better, I would add live checks while the user types, like showing if the email format is correct or if the phone number looks valid. This would make the form smoother and reduce frustration.</w:t>
-            </w:r>
-            <w:r>
-              <w:rPr>
-                <w:lang w:val="en-US"/>
-              </w:rPr>
-              <w:t xml:space="preserve"> </w:t>
-            </w:r>
-            <w:r>
-              <w:rPr>
-                <w:lang w:val="en-US"/>
-              </w:rPr>
-              <w:t>Overall, changing to custom CSS and adding form validation improved the site design and user experience, even though it took more effort.</w:t>
+              <w:rPr>
+                <w:lang w:val="en-US"/>
+              </w:rPr>
+              <w:t xml:space="preserve"> making sure the layout worked well on smaller screens.</w:t>
             </w:r>
           </w:p>
           <w:p>
             <w:pPr>
-              <w:pStyle w:val="ListParagraph"/>
-              <w:ind w:left="0"/>
               <w:rPr>
                 <w:lang w:val="en-US"/>
               </w:rPr>
             </w:pPr>
+            <w:r>
+              <w:rPr>
+                <w:lang w:val="en-US"/>
+              </w:rPr>
+              <w:t>The trade</w:t>
+            </w:r>
+            <w:r>
+              <w:rPr>
+                <w:lang w:val="en-US"/>
+              </w:rPr>
+              <w:noBreakHyphen/>
+              <w:t xml:space="preserve">off between frameworks and </w:t>
+            </w:r>
+            <w:proofErr w:type="gramStart"/>
+            <w:r>
+              <w:rPr>
+                <w:lang w:val="en-US"/>
+              </w:rPr>
+              <w:t>custom CSS</w:t>
+            </w:r>
+            <w:proofErr w:type="gramEnd"/>
+            <w:r>
+              <w:rPr>
+                <w:lang w:val="en-US"/>
+              </w:rPr>
+              <w:t xml:space="preserve"> is clear. Frameworks give ready</w:t>
+            </w:r>
+            <w:r>
+              <w:rPr>
+                <w:lang w:val="en-US"/>
+              </w:rPr>
+              <w:noBreakHyphen/>
+              <w:t xml:space="preserve">made grids and components, which save time, but they can make the site look generic. Custom CSS gave me more control over colors, spacing, and hover effects. </w:t>
+            </w:r>
+            <w:r>
+              <w:rPr>
+                <w:lang w:val="en-US"/>
+              </w:rPr>
+              <w:lastRenderedPageBreak/>
+              <w:t xml:space="preserve">For example, on the How It Works page, I styled the step cards with shadows and hover </w:t>
+            </w:r>
+            <w:proofErr w:type="gramStart"/>
+            <w:r>
+              <w:rPr>
+                <w:lang w:val="en-US"/>
+              </w:rPr>
+              <w:t>effects</w:t>
+            </w:r>
+            <w:proofErr w:type="gramEnd"/>
+            <w:r>
+              <w:rPr>
+                <w:lang w:val="en-US"/>
+              </w:rPr>
+              <w:t xml:space="preserve"> so they feel interactive. On the </w:t>
+            </w:r>
+            <w:proofErr w:type="gramStart"/>
+            <w:r>
+              <w:rPr>
+                <w:lang w:val="en-US"/>
+              </w:rPr>
+              <w:t>Sign Up</w:t>
+            </w:r>
+            <w:proofErr w:type="gramEnd"/>
+            <w:r>
+              <w:rPr>
+                <w:lang w:val="en-US"/>
+              </w:rPr>
+              <w:t xml:space="preserve"> page, I used custom CSS to design the form with clear labels, error messages, and a neat card layout. This made the form easier to read and complete.</w:t>
+            </w:r>
+          </w:p>
+          <w:p>
+            <w:pPr>
+              <w:rPr>
+                <w:lang w:val="en-US"/>
+              </w:rPr>
+            </w:pPr>
+            <w:r>
+              <w:rPr>
+                <w:lang w:val="en-US"/>
+              </w:rPr>
+              <w:t xml:space="preserve">One interactive feature I added was the form validation on the </w:t>
+            </w:r>
+            <w:proofErr w:type="gramStart"/>
+            <w:r>
+              <w:rPr>
+                <w:lang w:val="en-US"/>
+              </w:rPr>
+              <w:t>Sign Up</w:t>
+            </w:r>
+            <w:proofErr w:type="gramEnd"/>
+            <w:r>
+              <w:rPr>
+                <w:lang w:val="en-US"/>
+              </w:rPr>
+              <w:t xml:space="preserve"> page. It checks if the name, email, phone, grade level, and subject are filled in correctly. This improves user experience because users get instant feedback and don’t waste time submitting wrong information. If I wanted to improve it further, I would add real</w:t>
+            </w:r>
+            <w:r>
+              <w:rPr>
+                <w:lang w:val="en-US"/>
+              </w:rPr>
+              <w:noBreakHyphen/>
+              <w:t xml:space="preserve">time </w:t>
+            </w:r>
+            <w:proofErr w:type="gramStart"/>
+            <w:r>
+              <w:rPr>
+                <w:lang w:val="en-US"/>
+              </w:rPr>
+              <w:t>validation</w:t>
+            </w:r>
+            <w:proofErr w:type="gramEnd"/>
+            <w:r>
+              <w:rPr>
+                <w:lang w:val="en-US"/>
+              </w:rPr>
+              <w:t xml:space="preserve"> so errors show up while typing, </w:t>
+            </w:r>
+            <w:proofErr w:type="gramStart"/>
+            <w:r>
+              <w:rPr>
+                <w:lang w:val="en-US"/>
+              </w:rPr>
+              <w:t>not only after</w:t>
+            </w:r>
+            <w:proofErr w:type="gramEnd"/>
+            <w:r>
+              <w:rPr>
+                <w:lang w:val="en-US"/>
+              </w:rPr>
+              <w:t xml:space="preserve"> clicking submit. That would make the form even more user</w:t>
+            </w:r>
+            <w:r>
+              <w:rPr>
+                <w:lang w:val="en-US"/>
+              </w:rPr>
+              <w:noBreakHyphen/>
+              <w:t>friendly.</w:t>
+            </w:r>
           </w:p>
           <w:p>
             <w:pPr>
@@ -1470,21 +1562,17 @@
           <w:p>
             <w:pPr>
               <w:pStyle w:val="ListParagraph"/>
+              <w:tabs>
+                <w:tab w:val="left" w:pos="6113"/>
+              </w:tabs>
               <w:ind w:left="0"/>
-              <w:rPr>
-                <w:i/>
-                <w:iCs/>
-              </w:rPr>
-            </w:pPr>
-            <w:r>
               <w:rPr>
                 <w:i/>
                 <w:iCs/>
                 <w:sz w:val="20"/>
                 <w:szCs w:val="20"/>
               </w:rPr>
-              <w:t xml:space="preserve">Word Count Suggestion: </w:t>
-            </w:r>
+            </w:pPr>
             <w:r>
               <w:rPr>
                 <w:i/>
@@ -1492,7 +1580,7 @@
                 <w:sz w:val="20"/>
                 <w:szCs w:val="20"/>
               </w:rPr>
-              <w:t>250-450</w:t>
+              <w:t xml:space="preserve">Word Count Suggestion: </w:t>
             </w:r>
             <w:r>
               <w:rPr>
@@ -1501,7 +1589,7 @@
                 <w:sz w:val="20"/>
                 <w:szCs w:val="20"/>
               </w:rPr>
-              <w:t xml:space="preserve"> words</w:t>
+              <w:t>250-450</w:t>
             </w:r>
             <w:r>
               <w:rPr>
@@ -1510,7 +1598,7 @@
                 <w:sz w:val="20"/>
                 <w:szCs w:val="20"/>
               </w:rPr>
-              <w:t xml:space="preserve">. </w:t>
+              <w:t xml:space="preserve"> words</w:t>
             </w:r>
             <w:r>
               <w:rPr>
@@ -1519,7 +1607,7 @@
                 <w:sz w:val="20"/>
                 <w:szCs w:val="20"/>
               </w:rPr>
-              <w:t xml:space="preserve">(Write your answer </w:t>
+              <w:t xml:space="preserve">. </w:t>
             </w:r>
             <w:r>
               <w:rPr>
@@ -1528,13 +1616,38 @@
                 <w:sz w:val="20"/>
                 <w:szCs w:val="20"/>
               </w:rPr>
+              <w:t xml:space="preserve">(Write your answer </w:t>
+            </w:r>
+            <w:r>
+              <w:rPr>
+                <w:i/>
+                <w:iCs/>
+                <w:sz w:val="20"/>
+                <w:szCs w:val="20"/>
+              </w:rPr>
               <w:t>here)</w:t>
+            </w:r>
+            <w:r>
+              <w:rPr>
+                <w:i/>
+                <w:iCs/>
+                <w:sz w:val="20"/>
+                <w:szCs w:val="20"/>
+              </w:rPr>
+              <w:tab/>
             </w:r>
           </w:p>
           <w:p>
             <w:pPr>
               <w:pStyle w:val="ListParagraph"/>
+              <w:tabs>
+                <w:tab w:val="left" w:pos="6113"/>
+              </w:tabs>
               <w:ind w:left="0"/>
+              <w:rPr>
+                <w:i/>
+                <w:iCs/>
+              </w:rPr>
             </w:pPr>
           </w:p>
           <w:p>
@@ -1547,127 +1660,82 @@
               <w:rPr>
                 <w:lang w:val="en-US"/>
               </w:rPr>
-              <w:t xml:space="preserve">At first, my plan was to keep the site mostly static with simple links and text. Later, I realized that adding more JavaScript features would make the site easier to use and more engaging. </w:t>
+              <w:t xml:space="preserve">At first, my plan was just to use JavaScript for small things like toggling the navigation menu. But when I worked on my pages, I realized I needed more interactivity to make the site useful. The biggest change was adding form validation on the </w:t>
             </w:r>
             <w:proofErr w:type="gramStart"/>
             <w:r>
               <w:rPr>
                 <w:lang w:val="en-US"/>
               </w:rPr>
-              <w:t>So</w:t>
+              <w:t>Sign Up</w:t>
             </w:r>
             <w:proofErr w:type="gramEnd"/>
             <w:r>
               <w:rPr>
                 <w:lang w:val="en-US"/>
               </w:rPr>
-              <w:t xml:space="preserve"> I changed the plan and added form validation and a menu toggle. These changes were needed because users might make mistakes when </w:t>
-            </w:r>
-            <w:proofErr w:type="gramStart"/>
-            <w:r>
-              <w:rPr>
-                <w:lang w:val="en-US"/>
-              </w:rPr>
-              <w:t>filling</w:t>
-            </w:r>
-            <w:proofErr w:type="gramEnd"/>
-            <w:r>
-              <w:rPr>
-                <w:lang w:val="en-US"/>
-              </w:rPr>
-              <w:t xml:space="preserve"> forms, and the menu needed to work well on mobile screens. The impact was clear: the site felt more interactive, and users could get feedback right away instead of waiting until after </w:t>
-            </w:r>
-            <w:proofErr w:type="spellStart"/>
-            <w:proofErr w:type="gramStart"/>
-            <w:r>
-              <w:rPr>
-                <w:lang w:val="en-US"/>
-              </w:rPr>
-              <w:t>submission.The</w:t>
-            </w:r>
-            <w:proofErr w:type="spellEnd"/>
-            <w:proofErr w:type="gramEnd"/>
-            <w:r>
-              <w:rPr>
-                <w:lang w:val="en-US"/>
-              </w:rPr>
-              <w:t xml:space="preserve"> JavaScript feature that made the biggest impact was </w:t>
-            </w:r>
-            <w:proofErr w:type="gramStart"/>
-            <w:r>
-              <w:rPr>
-                <w:lang w:val="en-US"/>
-              </w:rPr>
-              <w:t>the form</w:t>
-            </w:r>
-            <w:proofErr w:type="gramEnd"/>
-            <w:r>
-              <w:rPr>
-                <w:lang w:val="en-US"/>
-              </w:rPr>
-              <w:t xml:space="preserve"> validation. It checks if the name, email, and subject fields are filled in before the form is submitted. If something is missing, an error message appears. This improves user experience because it guides </w:t>
-            </w:r>
-            <w:proofErr w:type="gramStart"/>
-            <w:r>
-              <w:rPr>
-                <w:lang w:val="en-US"/>
-              </w:rPr>
-              <w:t>users</w:t>
-            </w:r>
-            <w:proofErr w:type="gramEnd"/>
-            <w:r>
-              <w:rPr>
-                <w:lang w:val="en-US"/>
-              </w:rPr>
-              <w:t xml:space="preserve"> step by step and prevents incomplete requests. It also saves time for both the user and the site admin, since fewer wrong forms are sent. Without this feature, users might feel confused or frustrated if their form fails after submission.</w:t>
-            </w:r>
-            <w:r>
-              <w:rPr>
-                <w:lang w:val="en-US"/>
-              </w:rPr>
-              <w:t xml:space="preserve"> </w:t>
-            </w:r>
-            <w:r>
-              <w:rPr>
-                <w:lang w:val="en-US"/>
-              </w:rPr>
-              <w:t>Thinking about forms in general, what makes them easy to complete is clear labels, simple input fields, and helpful feedback. Forms become hard when they ask for too much information at once or when error messages are unclear. One improvement I would suggest is real</w:t>
-            </w:r>
-            <w:r>
-              <w:rPr>
-                <w:lang w:val="en-US"/>
-              </w:rPr>
-              <w:noBreakHyphen/>
-              <w:t>time validation. For example, checking the email format while the user types or showing if the phone number looks valid. This would make the form more user</w:t>
-            </w:r>
-            <w:r>
-              <w:rPr>
-                <w:lang w:val="en-US"/>
-              </w:rPr>
-              <w:noBreakHyphen/>
-              <w:t>friendly because users can fix mistakes immediately instead of waiting until they press submit.</w:t>
-            </w:r>
-            <w:r>
-              <w:rPr>
-                <w:lang w:val="en-US"/>
-              </w:rPr>
-              <w:t xml:space="preserve"> </w:t>
-            </w:r>
-            <w:r>
-              <w:rPr>
-                <w:lang w:val="en-US"/>
-              </w:rPr>
-              <w:t>Overall, adding JavaScript features like validation and menu toggle made the site more dynamic and gave users a smoother experience.</w:t>
+              <w:t xml:space="preserve"> page. This was necessary because without it, users could submit wrong or incomplete details, which would make it harder for tutors to contact them. The impact was strong — the form now gives instant feedback, highlights errors, and makes the site feel more professional and reliable.</w:t>
             </w:r>
           </w:p>
           <w:p>
             <w:pPr>
-              <w:pStyle w:val="ListParagraph"/>
-              <w:ind w:left="0"/>
               <w:rPr>
                 <w:lang w:val="en-US"/>
               </w:rPr>
             </w:pPr>
+            <w:r>
+              <w:rPr>
+                <w:lang w:val="en-US"/>
+              </w:rPr>
+              <w:t xml:space="preserve">The JavaScript feature that made the biggest impact was </w:t>
+            </w:r>
+            <w:proofErr w:type="gramStart"/>
+            <w:r>
+              <w:rPr>
+                <w:lang w:val="en-US"/>
+              </w:rPr>
+              <w:t>definitely the</w:t>
+            </w:r>
+            <w:proofErr w:type="gramEnd"/>
+            <w:r>
+              <w:rPr>
+                <w:lang w:val="en-US"/>
+              </w:rPr>
+              <w:t xml:space="preserve"> form validation. It checks if the name, email, phone, grade level, and subject are filled in correctly. For example, if someone types an invalid email, the form shows an error message and highlights the field in red. This improves user experience because users don’t waste time submitting wrong information. It also makes the data collected cleaner, which is important for the tutors.</w:t>
+            </w:r>
+          </w:p>
+          <w:p>
+            <w:pPr>
+              <w:rPr>
+                <w:lang w:val="en-US"/>
+              </w:rPr>
+            </w:pPr>
+            <w:r>
+              <w:rPr>
+                <w:lang w:val="en-US"/>
+              </w:rPr>
+              <w:t>Thinking about forms in general, what makes them easy to complete is clear labels, simple layout, and helpful error messages. A form becomes hard when there are too many fields, unclear instructions, or when errors only show up after submission. In my CA2 form, I kept things simple by grouping inputs into two columns and using clear labels like “Student / Parent Name *.”</w:t>
+            </w:r>
+          </w:p>
+          <w:p>
+            <w:pPr>
+              <w:rPr>
+                <w:lang w:val="en-US"/>
+              </w:rPr>
+            </w:pPr>
+            <w:r>
+              <w:rPr>
+                <w:lang w:val="en-US"/>
+              </w:rPr>
+              <w:t>One improvement I would suggest is adding real</w:t>
+            </w:r>
+            <w:r>
+              <w:rPr>
+                <w:lang w:val="en-US"/>
+              </w:rPr>
+              <w:noBreakHyphen/>
+              <w:t>time validation. Right now, errors only show after clicking submit. If the form could show feedback while typing (like “email format not valid”), it would save time and reduce frustration. Another idea is to use dropdowns for preferred time slots instead of free text, so users can pick from standard options. That would make scheduling easier and more consistent.</w:t>
+            </w:r>
           </w:p>
           <w:p>
             <w:pPr>
@@ -1743,17 +1811,30 @@
         <w:pStyle w:val="ListParagraph"/>
         <w:ind w:left="0"/>
         <w:rPr>
-          <w:sz w:val="40"/>
-          <w:szCs w:val="40"/>
-        </w:rPr>
-      </w:pPr>
-      <w:r>
-        <w:rPr>
           <w:b/>
           <w:bCs/>
           <w:sz w:val="32"/>
           <w:szCs w:val="32"/>
         </w:rPr>
+      </w:pPr>
+    </w:p>
+    <w:p>
+      <w:pPr>
+        <w:pStyle w:val="ListParagraph"/>
+        <w:ind w:left="0"/>
+        <w:rPr>
+          <w:sz w:val="40"/>
+          <w:szCs w:val="40"/>
+        </w:rPr>
+      </w:pPr>
+      <w:r>
+        <w:rPr>
+          <w:b/>
+          <w:bCs/>
+          <w:sz w:val="32"/>
+          <w:szCs w:val="32"/>
+        </w:rPr>
+        <w:lastRenderedPageBreak/>
         <w:t>Part 3: Reflection on AI Usage</w:t>
       </w:r>
       <w:r>
@@ -1807,7 +1888,6 @@
           <w:iCs/>
           <w:color w:val="0070C0"/>
         </w:rPr>
-        <w:lastRenderedPageBreak/>
         <w:t>Analyze</w:t>
       </w:r>
       <w:proofErr w:type="spellEnd"/>
@@ -1933,44 +2013,54 @@
           </w:p>
           <w:p>
             <w:pPr>
+              <w:pStyle w:val="ListParagraph"/>
               <w:tabs>
                 <w:tab w:val="left" w:pos="426"/>
               </w:tabs>
-              <w:rPr>
-                <w:lang w:val="en-US"/>
+              <w:ind w:left="0"/>
+              <w:rPr>
+                <w:b/>
+                <w:bCs/>
               </w:rPr>
             </w:pPr>
-            <w:r>
-              <w:rPr>
-                <w:lang w:val="en-US"/>
-              </w:rPr>
-              <w:t xml:space="preserve">During this project, I used AI mainly to help with coding problems and styling ideas. Sometimes I was stuck on how to write certain CSS rules or how to make the JavaScript validation work properly. Instead of spending too much time searching online, I asked AI to give me examples. I chose to use AI because it was fast and gave me clear </w:t>
-            </w:r>
-            <w:proofErr w:type="gramStart"/>
-            <w:r>
-              <w:rPr>
-                <w:lang w:val="en-US"/>
-              </w:rPr>
-              <w:t>code snippets</w:t>
-            </w:r>
-            <w:proofErr w:type="gramEnd"/>
-            <w:r>
-              <w:rPr>
-                <w:lang w:val="en-US"/>
-              </w:rPr>
-              <w:t xml:space="preserve"> that I could test right away. This saved me time and helped me focus more on building the website.</w:t>
-            </w:r>
-            <w:r>
-              <w:rPr>
-                <w:lang w:val="en-US"/>
-              </w:rPr>
-              <w:t xml:space="preserve"> </w:t>
-            </w:r>
-            <w:r>
-              <w:rPr>
-                <w:lang w:val="en-US"/>
-              </w:rPr>
-              <w:t>One example was when I needed JavaScript for form validation. The AI gave me a snippet that checked if the fields were empty and showed an alert. The original code looked like this:</w:t>
+          </w:p>
+          <w:p>
+            <w:pPr>
+              <w:tabs>
+                <w:tab w:val="left" w:pos="426"/>
+              </w:tabs>
+              <w:rPr>
+                <w:lang w:val="en-US"/>
+              </w:rPr>
+            </w:pPr>
+            <w:r>
+              <w:rPr>
+                <w:lang w:val="en-US"/>
+              </w:rPr>
+              <w:t>During this project, I used AI mainly to help me with coding problems and organizing my files. At first, I mixed all my CSS and JavaScript into one place, which made things messy. AI helped me figure out how to separate global files (style.css and main.js) from page</w:t>
+            </w:r>
+            <w:r>
+              <w:rPr>
+                <w:lang w:val="en-US"/>
+              </w:rPr>
+              <w:noBreakHyphen/>
+              <w:t>specific files (about.css, howItWorks.js, signup.css). This was important because it made my project easier to maintain and kept each page focused on its own features. I chose to use AI because sometimes I wasn’t sure about the best structure, and AI gave me clear examples that I could adapt.</w:t>
+            </w:r>
+          </w:p>
+          <w:p>
+            <w:pPr>
+              <w:tabs>
+                <w:tab w:val="left" w:pos="426"/>
+              </w:tabs>
+              <w:rPr>
+                <w:lang w:val="en-US"/>
+              </w:rPr>
+            </w:pPr>
+            <w:r>
+              <w:rPr>
+                <w:lang w:val="en-US"/>
+              </w:rPr>
+              <w:t>One example was when I wanted to style the FAQ section on the How It Works page. AI gave me a snippet like this:</w:t>
             </w:r>
           </w:p>
           <w:p>
@@ -1983,6 +2073,28 @@
                 <w:lang w:val="en-US"/>
               </w:rPr>
             </w:pPr>
+            <w:proofErr w:type="gramStart"/>
+            <w:r>
+              <w:rPr>
+                <w:lang w:val="en-US"/>
+              </w:rPr>
+              <w:t>.</w:t>
+            </w:r>
+            <w:proofErr w:type="spellStart"/>
+            <w:r>
+              <w:rPr>
+                <w:lang w:val="en-US"/>
+              </w:rPr>
+              <w:t>faq</w:t>
+            </w:r>
+            <w:proofErr w:type="spellEnd"/>
+            <w:proofErr w:type="gramEnd"/>
+            <w:r>
+              <w:rPr>
+                <w:lang w:val="en-US"/>
+              </w:rPr>
+              <w:t>-box {</w:t>
+            </w:r>
           </w:p>
           <w:p>
             <w:pPr>
@@ -1998,35 +2110,7 @@
               <w:rPr>
                 <w:lang w:val="en-US"/>
               </w:rPr>
-              <w:t xml:space="preserve">if </w:t>
-            </w:r>
-            <w:proofErr w:type="gramStart"/>
-            <w:r>
-              <w:rPr>
-                <w:lang w:val="en-US"/>
-              </w:rPr>
-              <w:t>(!name</w:t>
-            </w:r>
-            <w:proofErr w:type="gramEnd"/>
-            <w:r>
-              <w:rPr>
-                <w:lang w:val="en-US"/>
-              </w:rPr>
-              <w:t xml:space="preserve"> |</w:t>
-            </w:r>
-            <w:proofErr w:type="gramStart"/>
-            <w:r>
-              <w:rPr>
-                <w:lang w:val="en-US"/>
-              </w:rPr>
-              <w:t>| !email</w:t>
-            </w:r>
-            <w:proofErr w:type="gramEnd"/>
-            <w:r>
-              <w:rPr>
-                <w:lang w:val="en-US"/>
-              </w:rPr>
-              <w:t>) {</w:t>
+              <w:t xml:space="preserve">  background: #fff;</w:t>
             </w:r>
           </w:p>
           <w:p>
@@ -2043,21 +2127,7 @@
               <w:rPr>
                 <w:lang w:val="en-US"/>
               </w:rPr>
-              <w:t xml:space="preserve">  </w:t>
-            </w:r>
-            <w:proofErr w:type="gramStart"/>
-            <w:r>
-              <w:rPr>
-                <w:lang w:val="en-US"/>
-              </w:rPr>
-              <w:t>alert(</w:t>
-            </w:r>
-            <w:proofErr w:type="gramEnd"/>
-            <w:r>
-              <w:rPr>
-                <w:lang w:val="en-US"/>
-              </w:rPr>
-              <w:t>"Please fill in all fields");</w:t>
+              <w:t xml:space="preserve">  border: 1.5px solid #e0e0e0;</w:t>
             </w:r>
           </w:p>
           <w:p>
@@ -2074,7 +2144,7 @@
               <w:rPr>
                 <w:lang w:val="en-US"/>
               </w:rPr>
-              <w:t>}</w:t>
+              <w:t xml:space="preserve">  border-radius: 10px;</w:t>
             </w:r>
           </w:p>
           <w:p>
@@ -2087,32 +2157,12 @@
                 <w:lang w:val="en-US"/>
               </w:rPr>
             </w:pPr>
-          </w:p>
-          <w:p>
-            <w:pPr>
-              <w:tabs>
-                <w:tab w:val="left" w:pos="426"/>
-              </w:tabs>
-              <w:rPr>
-                <w:lang w:val="en-US"/>
-              </w:rPr>
-            </w:pPr>
-            <w:r>
-              <w:rPr>
-                <w:lang w:val="en-US"/>
-              </w:rPr>
-              <w:t>I changed it to fit my project better. I added error messages under each input field instead of just using an alert. My modified version looked like this:</w:t>
-            </w:r>
-          </w:p>
-          <w:p>
-            <w:pPr>
-              <w:tabs>
-                <w:tab w:val="left" w:pos="426"/>
-              </w:tabs>
-              <w:rPr>
-                <w:lang w:val="en-US"/>
-              </w:rPr>
-            </w:pPr>
+            <w:r>
+              <w:rPr>
+                <w:lang w:val="en-US"/>
+              </w:rPr>
+              <w:t xml:space="preserve">  padding: 24px;</w:t>
+            </w:r>
           </w:p>
           <w:p>
             <w:pPr>
@@ -2128,21 +2178,29 @@
               <w:rPr>
                 <w:lang w:val="en-US"/>
               </w:rPr>
-              <w:t xml:space="preserve">if </w:t>
-            </w:r>
+              <w:t xml:space="preserve">  box-shadow: 0 6px 14px </w:t>
+            </w:r>
+            <w:proofErr w:type="spellStart"/>
             <w:proofErr w:type="gramStart"/>
             <w:r>
               <w:rPr>
                 <w:lang w:val="en-US"/>
               </w:rPr>
-              <w:t>(!name</w:t>
+              <w:t>rgba</w:t>
+            </w:r>
+            <w:proofErr w:type="spellEnd"/>
+            <w:r>
+              <w:rPr>
+                <w:lang w:val="en-US"/>
+              </w:rPr>
+              <w:t>(</w:t>
             </w:r>
             <w:proofErr w:type="gramEnd"/>
             <w:r>
               <w:rPr>
                 <w:lang w:val="en-US"/>
               </w:rPr>
-              <w:t>) {</w:t>
+              <w:t>0,0,0,0.08);</w:t>
             </w:r>
           </w:p>
           <w:p>
@@ -2159,51 +2217,7 @@
               <w:rPr>
                 <w:lang w:val="en-US"/>
               </w:rPr>
-              <w:t xml:space="preserve">  </w:t>
-            </w:r>
-            <w:proofErr w:type="spellStart"/>
-            <w:proofErr w:type="gramStart"/>
-            <w:r>
-              <w:rPr>
-                <w:lang w:val="en-US"/>
-              </w:rPr>
-              <w:t>document.getElementById</w:t>
-            </w:r>
-            <w:proofErr w:type="spellEnd"/>
-            <w:proofErr w:type="gramEnd"/>
-            <w:r>
-              <w:rPr>
-                <w:lang w:val="en-US"/>
-              </w:rPr>
-              <w:t>("err-name"</w:t>
-            </w:r>
-            <w:proofErr w:type="gramStart"/>
-            <w:r>
-              <w:rPr>
-                <w:lang w:val="en-US"/>
-              </w:rPr>
-              <w:t>).</w:t>
-            </w:r>
-            <w:proofErr w:type="spellStart"/>
-            <w:r>
-              <w:rPr>
-                <w:lang w:val="en-US"/>
-              </w:rPr>
-              <w:t>style</w:t>
-            </w:r>
-            <w:proofErr w:type="gramEnd"/>
-            <w:r>
-              <w:rPr>
-                <w:lang w:val="en-US"/>
-              </w:rPr>
-              <w:t>.display</w:t>
-            </w:r>
-            <w:proofErr w:type="spellEnd"/>
-            <w:r>
-              <w:rPr>
-                <w:lang w:val="en-US"/>
-              </w:rPr>
-              <w:t xml:space="preserve"> = "block";</w:t>
+              <w:t>}</w:t>
             </w:r>
           </w:p>
           <w:p>
@@ -2216,11 +2230,21 @@
                 <w:lang w:val="en-US"/>
               </w:rPr>
             </w:pPr>
-            <w:r>
-              <w:rPr>
-                <w:lang w:val="en-US"/>
-              </w:rPr>
-              <w:t>}</w:t>
+          </w:p>
+          <w:p>
+            <w:pPr>
+              <w:tabs>
+                <w:tab w:val="left" w:pos="426"/>
+              </w:tabs>
+              <w:rPr>
+                <w:lang w:val="en-US"/>
+              </w:rPr>
+            </w:pPr>
+            <w:r>
+              <w:rPr>
+                <w:lang w:val="en-US"/>
+              </w:rPr>
+              <w:t>I changed it by adding spacing and centering the heading:</w:t>
             </w:r>
           </w:p>
           <w:p>
@@ -2233,25 +2257,27 @@
                 <w:lang w:val="en-US"/>
               </w:rPr>
             </w:pPr>
-            <w:r>
-              <w:rPr>
-                <w:lang w:val="en-US"/>
-              </w:rPr>
-              <w:t xml:space="preserve">if </w:t>
-            </w:r>
             <w:proofErr w:type="gramStart"/>
             <w:r>
               <w:rPr>
                 <w:lang w:val="en-US"/>
               </w:rPr>
-              <w:t>(!email</w:t>
-            </w:r>
+              <w:t>.</w:t>
+            </w:r>
+            <w:proofErr w:type="spellStart"/>
+            <w:r>
+              <w:rPr>
+                <w:lang w:val="en-US"/>
+              </w:rPr>
+              <w:t>faq</w:t>
+            </w:r>
+            <w:proofErr w:type="spellEnd"/>
             <w:proofErr w:type="gramEnd"/>
             <w:r>
               <w:rPr>
                 <w:lang w:val="en-US"/>
               </w:rPr>
-              <w:t>) {</w:t>
+              <w:t>-box h2 {</w:t>
             </w:r>
           </w:p>
           <w:p>
@@ -2268,51 +2294,21 @@
               <w:rPr>
                 <w:lang w:val="en-US"/>
               </w:rPr>
-              <w:t xml:space="preserve">  </w:t>
-            </w:r>
-            <w:proofErr w:type="spellStart"/>
+              <w:t xml:space="preserve">  text-</w:t>
+            </w:r>
             <w:proofErr w:type="gramStart"/>
             <w:r>
               <w:rPr>
                 <w:lang w:val="en-US"/>
               </w:rPr>
-              <w:t>document.getElementById</w:t>
-            </w:r>
-            <w:proofErr w:type="spellEnd"/>
+              <w:t>align:</w:t>
+            </w:r>
             <w:proofErr w:type="gramEnd"/>
             <w:r>
               <w:rPr>
                 <w:lang w:val="en-US"/>
               </w:rPr>
-              <w:t>("err-email"</w:t>
-            </w:r>
-            <w:proofErr w:type="gramStart"/>
-            <w:r>
-              <w:rPr>
-                <w:lang w:val="en-US"/>
-              </w:rPr>
-              <w:t>).</w:t>
-            </w:r>
-            <w:proofErr w:type="spellStart"/>
-            <w:r>
-              <w:rPr>
-                <w:lang w:val="en-US"/>
-              </w:rPr>
-              <w:t>style</w:t>
-            </w:r>
-            <w:proofErr w:type="gramEnd"/>
-            <w:r>
-              <w:rPr>
-                <w:lang w:val="en-US"/>
-              </w:rPr>
-              <w:t>.display</w:t>
-            </w:r>
-            <w:proofErr w:type="spellEnd"/>
-            <w:r>
-              <w:rPr>
-                <w:lang w:val="en-US"/>
-              </w:rPr>
-              <w:t xml:space="preserve"> = "block";</w:t>
+              <w:t xml:space="preserve"> center;</w:t>
             </w:r>
           </w:p>
           <w:p>
@@ -2329,7 +2325,7 @@
               <w:rPr>
                 <w:lang w:val="en-US"/>
               </w:rPr>
-              <w:t>}</w:t>
+              <w:t xml:space="preserve">  margin-bottom: 16px;</w:t>
             </w:r>
           </w:p>
           <w:p>
@@ -2342,6 +2338,98 @@
                 <w:lang w:val="en-US"/>
               </w:rPr>
             </w:pPr>
+            <w:r>
+              <w:rPr>
+                <w:lang w:val="en-US"/>
+              </w:rPr>
+              <w:t>}</w:t>
+            </w:r>
+          </w:p>
+          <w:p>
+            <w:pPr>
+              <w:pStyle w:val="ListParagraph"/>
+              <w:tabs>
+                <w:tab w:val="left" w:pos="426"/>
+              </w:tabs>
+              <w:rPr>
+                <w:lang w:val="en-US"/>
+              </w:rPr>
+            </w:pPr>
+            <w:proofErr w:type="gramStart"/>
+            <w:r>
+              <w:rPr>
+                <w:lang w:val="en-US"/>
+              </w:rPr>
+              <w:t>.</w:t>
+            </w:r>
+            <w:proofErr w:type="spellStart"/>
+            <w:r>
+              <w:rPr>
+                <w:lang w:val="en-US"/>
+              </w:rPr>
+              <w:t>faq</w:t>
+            </w:r>
+            <w:proofErr w:type="spellEnd"/>
+            <w:proofErr w:type="gramEnd"/>
+            <w:r>
+              <w:rPr>
+                <w:lang w:val="en-US"/>
+              </w:rPr>
+              <w:t>-item {</w:t>
+            </w:r>
+          </w:p>
+          <w:p>
+            <w:pPr>
+              <w:pStyle w:val="ListParagraph"/>
+              <w:tabs>
+                <w:tab w:val="left" w:pos="426"/>
+              </w:tabs>
+              <w:rPr>
+                <w:lang w:val="en-US"/>
+              </w:rPr>
+            </w:pPr>
+            <w:r>
+              <w:rPr>
+                <w:lang w:val="en-US"/>
+              </w:rPr>
+              <w:t xml:space="preserve">  margin-bottom: 18px;</w:t>
+            </w:r>
+          </w:p>
+          <w:p>
+            <w:pPr>
+              <w:pStyle w:val="ListParagraph"/>
+              <w:tabs>
+                <w:tab w:val="left" w:pos="426"/>
+                <w:tab w:val="left" w:pos="1253"/>
+              </w:tabs>
+              <w:rPr>
+                <w:lang w:val="en-US"/>
+              </w:rPr>
+            </w:pPr>
+            <w:r>
+              <w:rPr>
+                <w:lang w:val="en-US"/>
+              </w:rPr>
+              <w:t>}</w:t>
+            </w:r>
+            <w:r>
+              <w:rPr>
+                <w:lang w:val="en-US"/>
+              </w:rPr>
+              <w:tab/>
+            </w:r>
+          </w:p>
+          <w:p>
+            <w:pPr>
+              <w:pStyle w:val="ListParagraph"/>
+              <w:tabs>
+                <w:tab w:val="left" w:pos="426"/>
+                <w:tab w:val="left" w:pos="1253"/>
+              </w:tabs>
+              <w:rPr>
+                <w:lang w:val="en-US"/>
+              </w:rPr>
+            </w:pPr>
           </w:p>
           <w:p>
             <w:pPr>
@@ -2356,19 +2444,60 @@
               <w:rPr>
                 <w:lang w:val="en-US"/>
               </w:rPr>
-              <w:t>This change made the form easier for users because they could see exactly which field was wrong. It also looked cleaner and matched the design of the site. The AI gave me the starting point, but I had to adjust the code to match the layout and user experience we wanted.</w:t>
-            </w:r>
-            <w:r>
-              <w:rPr>
-                <w:lang w:val="en-US"/>
-              </w:rPr>
-              <w:t xml:space="preserve"> </w:t>
-            </w:r>
-            <w:r>
-              <w:rPr>
-                <w:lang w:val="en-US"/>
-              </w:rPr>
-              <w:t>Overall, AI was helpful as a guide, but I still needed to understand the code and make changes myself. This showed me that AI can support learning, but the final responsibility is mine to make sure the code works well for the project.</w:t>
+              <w:t>This made the FAQ look tidier and easier to read.</w:t>
+            </w:r>
+          </w:p>
+          <w:p>
+            <w:pPr>
+              <w:tabs>
+                <w:tab w:val="left" w:pos="426"/>
+              </w:tabs>
+              <w:rPr>
+                <w:lang w:val="en-US"/>
+              </w:rPr>
+            </w:pPr>
+            <w:r>
+              <w:rPr>
+                <w:lang w:val="en-US"/>
+              </w:rPr>
+              <w:t xml:space="preserve">Another example was the form validation on the </w:t>
+            </w:r>
+            <w:proofErr w:type="gramStart"/>
+            <w:r>
+              <w:rPr>
+                <w:lang w:val="en-US"/>
+              </w:rPr>
+              <w:t>Sign Up</w:t>
+            </w:r>
+            <w:proofErr w:type="gramEnd"/>
+            <w:r>
+              <w:rPr>
+                <w:lang w:val="en-US"/>
+              </w:rPr>
+              <w:t xml:space="preserve"> page. AI gave me a basic script to check inputs, but I modified it to show specific error messages and highlight invalid fields with a red border. This made the form more user</w:t>
+            </w:r>
+            <w:r>
+              <w:rPr>
+                <w:lang w:val="en-US"/>
+              </w:rPr>
+              <w:noBreakHyphen/>
+              <w:t>friendly because users could see exactly what went wrong.</w:t>
+            </w:r>
+          </w:p>
+          <w:p>
+            <w:pPr>
+              <w:tabs>
+                <w:tab w:val="left" w:pos="426"/>
+              </w:tabs>
+              <w:rPr>
+                <w:lang w:val="en-US"/>
+              </w:rPr>
+            </w:pPr>
+            <w:r>
+              <w:rPr>
+                <w:lang w:val="en-US"/>
+              </w:rPr>
+              <w:t>Overall, AI was helpful, but I didn’t just copy the code. I tested it, changed it, and made sure it fit my project. This shows I understood what I was doing and used AI responsibly to improve my work.</w:t>
             </w:r>
           </w:p>
           <w:p>
@@ -2379,6 +2508,8 @@
               </w:tabs>
               <w:ind w:left="0"/>
               <w:rPr>
+                <w:b/>
+                <w:bCs/>
                 <w:lang w:val="en-US"/>
               </w:rPr>
             </w:pPr>
@@ -2390,6 +2521,10 @@
                 <w:tab w:val="left" w:pos="426"/>
               </w:tabs>
               <w:ind w:left="0"/>
+              <w:rPr>
+                <w:b/>
+                <w:bCs/>
+              </w:rPr>
             </w:pPr>
           </w:p>
           <w:p>
@@ -2399,6 +2534,10 @@
                 <w:tab w:val="left" w:pos="426"/>
               </w:tabs>
               <w:ind w:left="0"/>
+              <w:rPr>
+                <w:b/>
+                <w:bCs/>
+              </w:rPr>
             </w:pPr>
           </w:p>
           <w:p>
@@ -2408,6 +2547,10 @@
                 <w:tab w:val="left" w:pos="426"/>
               </w:tabs>
               <w:ind w:left="0"/>
+              <w:rPr>
+                <w:b/>
+                <w:bCs/>
+              </w:rPr>
             </w:pPr>
           </w:p>
           <w:p>
@@ -2570,14 +2713,30 @@
           <w:i/>
           <w:iCs/>
         </w:rPr>
-        <w:t xml:space="preserve"> you would like to include</w:t>
-      </w:r>
-      <w:r>
-        <w:rPr>
-          <w:i/>
-          <w:iCs/>
-        </w:rPr>
-        <w:t>, this will not be included in the wordcount</w:t>
+        <w:t xml:space="preserve"> you would like to </w:t>
+      </w:r>
+      <w:proofErr w:type="gramStart"/>
+      <w:r>
+        <w:rPr>
+          <w:i/>
+          <w:iCs/>
+        </w:rPr>
+        <w:t>include</w:t>
+      </w:r>
+      <w:r>
+        <w:rPr>
+          <w:i/>
+          <w:iCs/>
+        </w:rPr>
+        <w:t>,</w:t>
+      </w:r>
+      <w:proofErr w:type="gramEnd"/>
+      <w:r>
+        <w:rPr>
+          <w:i/>
+          <w:iCs/>
+        </w:rPr>
+        <w:t xml:space="preserve"> this will not be included in the wordcount</w:t>
       </w:r>
       <w:r>
         <w:rPr>
@@ -2594,30 +2753,65 @@
           <w:szCs w:val="20"/>
         </w:rPr>
       </w:pPr>
+      <w:hyperlink r:id="rId10" w:history="1">
+        <w:r>
+          <w:rPr>
+            <w:rStyle w:val="Hyperlink"/>
+            <w:sz w:val="20"/>
+            <w:szCs w:val="20"/>
+          </w:rPr>
+          <w:t>https://chatgpt.com/share/6a783477-5c58-83ec-9078-de0ed6a1a687</w:t>
+        </w:r>
+      </w:hyperlink>
     </w:p>
     <w:p>
       <w:pPr>
-        <w:jc w:val="center"/>
         <w:rPr>
           <w:sz w:val="20"/>
           <w:szCs w:val="20"/>
         </w:rPr>
       </w:pPr>
-      <w:r>
-        <w:rPr>
-          <w:i/>
-          <w:iCs/>
+      <w:hyperlink r:id="rId11" w:history="1">
+        <w:r>
+          <w:rPr>
+            <w:rStyle w:val="Hyperlink"/>
+            <w:sz w:val="20"/>
+            <w:szCs w:val="20"/>
+          </w:rPr>
+          <w:t>https://share.gemini.google/fI7ZRcWkJJz8</w:t>
+        </w:r>
+      </w:hyperlink>
+      <w:r>
+        <w:rPr>
           <w:sz w:val="20"/>
           <w:szCs w:val="20"/>
         </w:rPr>
+        <w:t xml:space="preserve"> </w:t>
+      </w:r>
+    </w:p>
+    <w:p>
+      <w:pPr>
+        <w:jc w:val="center"/>
+        <w:rPr>
+          <w:sz w:val="20"/>
+          <w:szCs w:val="20"/>
+        </w:rPr>
+      </w:pPr>
+      <w:r>
+        <w:rPr>
+          <w:i/>
+          <w:iCs/>
+          <w:sz w:val="20"/>
+          <w:szCs w:val="20"/>
+        </w:rPr>
         <w:t>~~ The End ~~</w:t>
       </w:r>
     </w:p>
     <w:sectPr>
-      <w:headerReference w:type="even" r:id="rId10"/>
-      <w:headerReference w:type="default" r:id="rId11"/>
-      <w:footerReference w:type="default" r:id="rId12"/>
-      <w:headerReference w:type="first" r:id="rId13"/>
+      <w:headerReference w:type="even" r:id="rId12"/>
+      <w:headerReference w:type="default" r:id="rId13"/>
+      <w:footerReference w:type="default" r:id="rId14"/>
+      <w:headerReference w:type="first" r:id="rId15"/>
       <w:type w:val="continuous"/>
       <w:pgSz w:w="11906" w:h="16838"/>
       <w:pgMar w:top="1440" w:right="1440" w:bottom="568" w:left="1440" w:header="708" w:footer="227" w:gutter="0"/>
@@ -8103,6 +8297,29 @@
       <w:iCs/>
     </w:rPr>
   </w:style>
+  <w:style w:type="character" w:styleId="Hyperlink">
+    <w:name w:val="Hyperlink"/>
+    <w:basedOn w:val="DefaultParagraphFont"/>
+    <w:uiPriority w:val="99"/>
+    <w:unhideWhenUsed/>
+    <w:rsid w:val="00392EA4"/>
+    <w:rPr>
+      <w:color w:val="467886" w:themeColor="hyperlink"/>
+      <w:u w:val="single"/>
+    </w:rPr>
+  </w:style>
+  <w:style w:type="character" w:styleId="UnresolvedMention">
+    <w:name w:val="Unresolved Mention"/>
+    <w:basedOn w:val="DefaultParagraphFont"/>
+    <w:uiPriority w:val="99"/>
+    <w:semiHidden/>
+    <w:unhideWhenUsed/>
+    <w:rsid w:val="00392EA4"/>
+    <w:rPr>
+      <w:color w:val="605E5C"/>
+      <w:shd w:val="clear" w:color="auto" w:fill="E1DFDD"/>
+    </w:rPr>
+  </w:style>
 </w:styles>
 </file>
 
